--- a/data/revised_2026-10_full/outputs/v2/Core_Mathematics/SS2.1_Similarity_and_Enlargement/Core_Mathematics_Similarity_and_Enlargement_CBE_LessonSequence.docx
+++ b/data/revised_2026-10_full/outputs/v2/Core_Mathematics/SS2.1_Similarity_and_Enlargement/Core_Mathematics_Similarity_and_Enlargement_CBE_LessonSequence.docx
@@ -2278,7 +2278,7 @@
         </w:rPr>
         <w:t xml:space="preserve">© 2026 SeaVuria and ARES. This work is licensed under a </w:t>
       </w:r>
-      <w:hyperlink w:history="1" r:id="rIddwht7t-calefy5hmen3g7">
+      <w:hyperlink w:history="1" r:id="rIdokhfpx_owoqt1lisqdaz2">
         <w:r>
           <w:rPr>
             <w:rFonts w:ascii="Arial" w:cs="Arial" w:eastAsia="Arial" w:hAnsi="Arial"/>
@@ -2298,7 +2298,7 @@
         </w:rPr>
         <w:t xml:space="preserve"> (</w:t>
       </w:r>
-      <w:hyperlink w:history="1" r:id="rIdxetg3nb9bgxwuruso4swy">
+      <w:hyperlink w:history="1" r:id="rIddd0scw-zpyben57ahqnwv">
         <w:r>
           <w:rPr>
             <w:rFonts w:ascii="Arial" w:cs="Arial" w:eastAsia="Arial" w:hAnsi="Arial"/>
@@ -2318,7 +2318,7 @@
         </w:rPr>
         <w:t xml:space="preserve">). To view a copy of this license, visit </w:t>
       </w:r>
-      <w:hyperlink w:history="1" r:id="rIdjq1lvaoh65umki5ru1fg_">
+      <w:hyperlink w:history="1" r:id="rIdtkxe339bsqqlblwvcrbln">
         <w:r>
           <w:rPr>
             <w:rFonts w:ascii="Arial" w:cs="Arial" w:eastAsia="Arial" w:hAnsi="Arial"/>
@@ -3357,7 +3357,7 @@
             <w:pPr>
               <w:spacing w:after="20" w:before="0"/>
             </w:pPr>
-            <w:hyperlink w:history="1" r:id="rId4hqtp11gxx0pq_9ncpmv8">
+            <w:hyperlink w:history="1" r:id="rIdigcvovsrarscvzuxrndva">
               <w:r>
                 <w:rPr>
                   <w:rFonts w:ascii="Arial" w:cs="Arial" w:eastAsia="Arial" w:hAnsi="Arial"/>
@@ -3390,7 +3390,7 @@
               <w:spacing w:after="10" w:before="0"/>
               <w:ind w:left="120"/>
             </w:pPr>
-            <w:hyperlink w:history="1" r:id="rId75_sjh0uigxu0mk-r9gci">
+            <w:hyperlink w:history="1" r:id="rIdz-umixfponzjv-pkvvbvj">
               <w:r>
                 <w:rPr>
                   <w:rFonts w:ascii="Arial" w:cs="Arial" w:eastAsia="Arial" w:hAnsi="Arial"/>
@@ -3435,7 +3435,7 @@
             <w:pPr>
               <w:spacing w:after="20" w:before="0"/>
             </w:pPr>
-            <w:hyperlink w:history="1" r:id="rIdnnnmtylzle1x5zs05ngri">
+            <w:hyperlink w:history="1" r:id="rIdlkwuma-0p0u-3tgiyileo">
               <w:r>
                 <w:rPr>
                   <w:rFonts w:ascii="Arial" w:cs="Arial" w:eastAsia="Arial" w:hAnsi="Arial"/>
@@ -3468,7 +3468,7 @@
               <w:spacing w:after="10" w:before="0"/>
               <w:ind w:left="120"/>
             </w:pPr>
-            <w:hyperlink w:history="1" r:id="rIdmogqcsphyxtqtgvyyzx8_">
+            <w:hyperlink w:history="1" r:id="rIdd2lllgywaj7d565zbyh5w">
               <w:r>
                 <w:rPr>
                   <w:rFonts w:ascii="Arial" w:cs="Arial" w:eastAsia="Arial" w:hAnsi="Arial"/>
@@ -3668,7 +3668,7 @@
             <w:pPr>
               <w:spacing w:after="20" w:before="0"/>
             </w:pPr>
-            <w:hyperlink w:history="1" r:id="rIdcjqnk6yklw0axjijm2epp">
+            <w:hyperlink w:history="1" r:id="rIdpm_qji2jhtbyyeg4gqcai">
               <w:r>
                 <w:rPr>
                   <w:rFonts w:ascii="Arial" w:cs="Arial" w:eastAsia="Arial" w:hAnsi="Arial"/>
@@ -3701,7 +3701,7 @@
               <w:spacing w:after="10" w:before="0"/>
               <w:ind w:left="120"/>
             </w:pPr>
-            <w:hyperlink w:history="1" r:id="rIdcx9vbeb0hpn04ba_thh6-">
+            <w:hyperlink w:history="1" r:id="rId5mcbi2agsrgahcgmifukx">
               <w:r>
                 <w:rPr>
                   <w:rFonts w:ascii="Arial" w:cs="Arial" w:eastAsia="Arial" w:hAnsi="Arial"/>
@@ -3746,7 +3746,7 @@
             <w:pPr>
               <w:spacing w:after="20" w:before="0"/>
             </w:pPr>
-            <w:hyperlink w:history="1" r:id="rIdyximqezqhv5l9tyo8fcn6">
+            <w:hyperlink w:history="1" r:id="rId4j2unbc0wqmqihhdmhl8u">
               <w:r>
                 <w:rPr>
                   <w:rFonts w:ascii="Arial" w:cs="Arial" w:eastAsia="Arial" w:hAnsi="Arial"/>
@@ -3779,7 +3779,7 @@
               <w:spacing w:after="10" w:before="0"/>
               <w:ind w:left="120"/>
             </w:pPr>
-            <w:hyperlink w:history="1" r:id="rIddkl_cf4hy_8xwwzxe84dt">
+            <w:hyperlink w:history="1" r:id="rId5tucipozepvo0s2nuu7kp">
               <w:r>
                 <w:rPr>
                   <w:rFonts w:ascii="Arial" w:cs="Arial" w:eastAsia="Arial" w:hAnsi="Arial"/>
@@ -3979,7 +3979,7 @@
             <w:pPr>
               <w:spacing w:after="20" w:before="0"/>
             </w:pPr>
-            <w:hyperlink w:history="1" r:id="rIdiuhq1s1lyxnga3nv-wezo">
+            <w:hyperlink w:history="1" r:id="rIdaivxkft3jflc2yuxlaakw">
               <w:r>
                 <w:rPr>
                   <w:rFonts w:ascii="Arial" w:cs="Arial" w:eastAsia="Arial" w:hAnsi="Arial"/>
@@ -4028,7 +4028,7 @@
               <w:spacing w:after="10" w:before="0"/>
               <w:ind w:left="120"/>
             </w:pPr>
-            <w:hyperlink w:history="1" r:id="rId36yttabdgq43801__gfhu">
+            <w:hyperlink w:history="1" r:id="rIdqbywugfmheqvbewrxfiry">
               <w:r>
                 <w:rPr>
                   <w:rFonts w:ascii="Arial" w:cs="Arial" w:eastAsia="Arial" w:hAnsi="Arial"/>
@@ -4073,7 +4073,7 @@
             <w:pPr>
               <w:spacing w:after="20" w:before="0"/>
             </w:pPr>
-            <w:hyperlink w:history="1" r:id="rId-mymxglbnhipzn6ia4sue">
+            <w:hyperlink w:history="1" r:id="rIdctelgm9grabcp0bhkhs4s">
               <w:r>
                 <w:rPr>
                   <w:rFonts w:ascii="Arial" w:cs="Arial" w:eastAsia="Arial" w:hAnsi="Arial"/>
@@ -4106,7 +4106,7 @@
               <w:spacing w:after="10" w:before="0"/>
               <w:ind w:left="120"/>
             </w:pPr>
-            <w:hyperlink w:history="1" r:id="rIdhnmv31hfsrnc2yg4ex15a">
+            <w:hyperlink w:history="1" r:id="rIdapqwcxpaem7wcd07yyqgg">
               <w:r>
                 <w:rPr>
                   <w:rFonts w:ascii="Arial" w:cs="Arial" w:eastAsia="Arial" w:hAnsi="Arial"/>
@@ -4306,7 +4306,7 @@
             <w:pPr>
               <w:spacing w:after="20" w:before="0"/>
             </w:pPr>
-            <w:hyperlink w:history="1" r:id="rIdpqpjc7ma-yx4pwx5qzrwa">
+            <w:hyperlink w:history="1" r:id="rIdigw1h1iwyrubhz9cnuh9f">
               <w:r>
                 <w:rPr>
                   <w:rFonts w:ascii="Arial" w:cs="Arial" w:eastAsia="Arial" w:hAnsi="Arial"/>
@@ -4355,7 +4355,7 @@
               <w:spacing w:after="10" w:before="0"/>
               <w:ind w:left="120"/>
             </w:pPr>
-            <w:hyperlink w:history="1" r:id="rIdmg5fykjycb0elayrjwwae">
+            <w:hyperlink w:history="1" r:id="rIdnumxkk0dgr_uejbocwnhn">
               <w:r>
                 <w:rPr>
                   <w:rFonts w:ascii="Arial" w:cs="Arial" w:eastAsia="Arial" w:hAnsi="Arial"/>
@@ -4400,7 +4400,7 @@
             <w:pPr>
               <w:spacing w:after="20" w:before="0"/>
             </w:pPr>
-            <w:hyperlink w:history="1" r:id="rIdhs_jqu4u-yjm5oxjph3mm">
+            <w:hyperlink w:history="1" r:id="rIdruttd3e4r9flj-a3ltkjb">
               <w:r>
                 <w:rPr>
                   <w:rFonts w:ascii="Arial" w:cs="Arial" w:eastAsia="Arial" w:hAnsi="Arial"/>
@@ -4433,7 +4433,7 @@
               <w:spacing w:after="10" w:before="0"/>
               <w:ind w:left="120"/>
             </w:pPr>
-            <w:hyperlink w:history="1" r:id="rIdxpom-usk0x5dwiuc3l_dq">
+            <w:hyperlink w:history="1" r:id="rId-azqppfclbl9sxh9qlfr1">
               <w:r>
                 <w:rPr>
                   <w:rFonts w:ascii="Arial" w:cs="Arial" w:eastAsia="Arial" w:hAnsi="Arial"/>
@@ -4633,7 +4633,7 @@
             <w:pPr>
               <w:spacing w:after="20" w:before="0"/>
             </w:pPr>
-            <w:hyperlink w:history="1" r:id="rIdhufb15focywba5jygri7_">
+            <w:hyperlink w:history="1" r:id="rIddooir3stg9i3vtsruz3xf">
               <w:r>
                 <w:rPr>
                   <w:rFonts w:ascii="Arial" w:cs="Arial" w:eastAsia="Arial" w:hAnsi="Arial"/>
@@ -4682,7 +4682,7 @@
               <w:spacing w:after="10" w:before="0"/>
               <w:ind w:left="120"/>
             </w:pPr>
-            <w:hyperlink w:history="1" r:id="rIdybjxb_fgm4tzdkzxuufbb">
+            <w:hyperlink w:history="1" r:id="rIdbnivooeejosyaikhd9pti">
               <w:r>
                 <w:rPr>
                   <w:rFonts w:ascii="Arial" w:cs="Arial" w:eastAsia="Arial" w:hAnsi="Arial"/>
@@ -4727,7 +4727,7 @@
             <w:pPr>
               <w:spacing w:after="20" w:before="0"/>
             </w:pPr>
-            <w:hyperlink w:history="1" r:id="rId7qzvicchzba9ke5t_0604">
+            <w:hyperlink w:history="1" r:id="rIdandq6wdedy3wu7deeodw6">
               <w:r>
                 <w:rPr>
                   <w:rFonts w:ascii="Arial" w:cs="Arial" w:eastAsia="Arial" w:hAnsi="Arial"/>
@@ -4760,7 +4760,7 @@
               <w:spacing w:after="10" w:before="0"/>
               <w:ind w:left="120"/>
             </w:pPr>
-            <w:hyperlink w:history="1" r:id="rIdwitqwpjlrjk8ciegxj0dj">
+            <w:hyperlink w:history="1" r:id="rIdwvfjurcmhkdmoq8xsc18c">
               <w:r>
                 <w:rPr>
                   <w:rFonts w:ascii="Arial" w:cs="Arial" w:eastAsia="Arial" w:hAnsi="Arial"/>
@@ -5285,7 +5285,7 @@
         </w:rPr>
         <w:t xml:space="preserve">© 2026 SeaVuria and ARES. Aligned with KICD objectives. Developed by SeaVuria; technical implementation by ARES (with AI assistance from Claude). Licensed under </w:t>
       </w:r>
-      <w:hyperlink w:history="1" r:id="rIdu1blvndbqkbgexhdcq2po">
+      <w:hyperlink w:history="1" r:id="rIdazulv3toefyyat2gpbbvy">
         <w:r>
           <w:rPr>
             <w:rFonts w:ascii="Arial" w:cs="Arial" w:eastAsia="Arial" w:hAnsi="Arial"/>
@@ -5306,7 +5306,7 @@
         </w:rPr>
         <w:t xml:space="preserve"> (</w:t>
       </w:r>
-      <w:hyperlink w:history="1" r:id="rId0vit8ytvqbb6er1h3xzgu">
+      <w:hyperlink w:history="1" r:id="rIdmsiynwevcuyipu7rp4wlt">
         <w:r>
           <w:rPr>
             <w:rFonts w:ascii="Arial" w:cs="Arial" w:eastAsia="Arial" w:hAnsi="Arial"/>
@@ -6506,7 +6506,7 @@
             <w:pPr>
               <w:spacing w:after="20" w:before="0"/>
             </w:pPr>
-            <w:hyperlink w:history="1" r:id="rIdz4thylovufvulc3timzr2">
+            <w:hyperlink w:history="1" r:id="rIdfuuo7wtubnw8t8uthxzjb">
               <w:r>
                 <w:rPr>
                   <w:rFonts w:ascii="Arial" w:cs="Arial" w:eastAsia="Arial" w:hAnsi="Arial"/>
@@ -6539,7 +6539,7 @@
               <w:spacing w:after="10" w:before="0"/>
               <w:ind w:left="120"/>
             </w:pPr>
-            <w:hyperlink w:history="1" r:id="rIdupglqg0zr7ifksviup7rw">
+            <w:hyperlink w:history="1" r:id="rIdqs5yxaqhsc3nitmnn9xx1">
               <w:r>
                 <w:rPr>
                   <w:rFonts w:ascii="Arial" w:cs="Arial" w:eastAsia="Arial" w:hAnsi="Arial"/>
@@ -6584,7 +6584,7 @@
             <w:pPr>
               <w:spacing w:after="20" w:before="0"/>
             </w:pPr>
-            <w:hyperlink w:history="1" r:id="rIdrgmg4jn2sezfh9cl9xzqm">
+            <w:hyperlink w:history="1" r:id="rIddlqnt178trxw0221vqnpj">
               <w:r>
                 <w:rPr>
                   <w:rFonts w:ascii="Arial" w:cs="Arial" w:eastAsia="Arial" w:hAnsi="Arial"/>
@@ -6617,7 +6617,7 @@
               <w:spacing w:after="10" w:before="0"/>
               <w:ind w:left="120"/>
             </w:pPr>
-            <w:hyperlink w:history="1" r:id="rId_r4vnxgn10gqaxtsliyop">
+            <w:hyperlink w:history="1" r:id="rIdimpcpd_5cgnaqsgb9qhth">
               <w:r>
                 <w:rPr>
                   <w:rFonts w:ascii="Arial" w:cs="Arial" w:eastAsia="Arial" w:hAnsi="Arial"/>
@@ -6817,7 +6817,7 @@
             <w:pPr>
               <w:spacing w:after="20" w:before="0"/>
             </w:pPr>
-            <w:hyperlink w:history="1" r:id="rIdbci_ac16ublmwb13ojpvi">
+            <w:hyperlink w:history="1" r:id="rIdz9d-irln6e8lafs15fogr">
               <w:r>
                 <w:rPr>
                   <w:rFonts w:ascii="Arial" w:cs="Arial" w:eastAsia="Arial" w:hAnsi="Arial"/>
@@ -6850,7 +6850,7 @@
               <w:spacing w:after="10" w:before="0"/>
               <w:ind w:left="120"/>
             </w:pPr>
-            <w:hyperlink w:history="1" r:id="rIds5npirrrwrxyvqskknkv9">
+            <w:hyperlink w:history="1" r:id="rIdcsrsbqtw4bcjxyb9ajlc4">
               <w:r>
                 <w:rPr>
                   <w:rFonts w:ascii="Arial" w:cs="Arial" w:eastAsia="Arial" w:hAnsi="Arial"/>
@@ -6895,7 +6895,7 @@
             <w:pPr>
               <w:spacing w:after="20" w:before="0"/>
             </w:pPr>
-            <w:hyperlink w:history="1" r:id="rIdl6htzw_qfki7nn7bs2m47">
+            <w:hyperlink w:history="1" r:id="rIdzxbqmngknejgfptjctgzn">
               <w:r>
                 <w:rPr>
                   <w:rFonts w:ascii="Arial" w:cs="Arial" w:eastAsia="Arial" w:hAnsi="Arial"/>
@@ -6928,7 +6928,7 @@
               <w:spacing w:after="10" w:before="0"/>
               <w:ind w:left="120"/>
             </w:pPr>
-            <w:hyperlink w:history="1" r:id="rIdtebc1sfs8xepzblxbi4sx">
+            <w:hyperlink w:history="1" r:id="rIdowgmgjpuzasjs6ezqgpgs">
               <w:r>
                 <w:rPr>
                   <w:rFonts w:ascii="Arial" w:cs="Arial" w:eastAsia="Arial" w:hAnsi="Arial"/>
@@ -7128,7 +7128,7 @@
             <w:pPr>
               <w:spacing w:after="20" w:before="0"/>
             </w:pPr>
-            <w:hyperlink w:history="1" r:id="rId_5bszcxu1dqoybpe_zsak">
+            <w:hyperlink w:history="1" r:id="rIdckkcfyyksb1wxvk02jwdj">
               <w:r>
                 <w:rPr>
                   <w:rFonts w:ascii="Arial" w:cs="Arial" w:eastAsia="Arial" w:hAnsi="Arial"/>
@@ -7161,7 +7161,7 @@
               <w:spacing w:after="10" w:before="0"/>
               <w:ind w:left="120"/>
             </w:pPr>
-            <w:hyperlink w:history="1" r:id="rIdn_8tkgcxgijyde8wnyk1z">
+            <w:hyperlink w:history="1" r:id="rIdzrdrfqss2u1o4ommrpjeq">
               <w:r>
                 <w:rPr>
                   <w:rFonts w:ascii="Arial" w:cs="Arial" w:eastAsia="Arial" w:hAnsi="Arial"/>
@@ -7206,7 +7206,7 @@
             <w:pPr>
               <w:spacing w:after="20" w:before="0"/>
             </w:pPr>
-            <w:hyperlink w:history="1" r:id="rIdaxsd2ahxj4pfz0oswkkd5">
+            <w:hyperlink w:history="1" r:id="rId29aee2fpkxfzjar-wdaju">
               <w:r>
                 <w:rPr>
                   <w:rFonts w:ascii="Arial" w:cs="Arial" w:eastAsia="Arial" w:hAnsi="Arial"/>
@@ -7239,7 +7239,7 @@
               <w:spacing w:after="10" w:before="0"/>
               <w:ind w:left="120"/>
             </w:pPr>
-            <w:hyperlink w:history="1" r:id="rIdsow0k9cd5a7ckxmk1eyvc">
+            <w:hyperlink w:history="1" r:id="rIdxjvjbpufd4bunhwbnrtmb">
               <w:r>
                 <w:rPr>
                   <w:rFonts w:ascii="Arial" w:cs="Arial" w:eastAsia="Arial" w:hAnsi="Arial"/>
@@ -7439,7 +7439,7 @@
             <w:pPr>
               <w:spacing w:after="20" w:before="0"/>
             </w:pPr>
-            <w:hyperlink w:history="1" r:id="rIdan_lrz2enrcpkapiiu7uj">
+            <w:hyperlink w:history="1" r:id="rIdcqls3tcgdxdim_eq-bdyb">
               <w:r>
                 <w:rPr>
                   <w:rFonts w:ascii="Arial" w:cs="Arial" w:eastAsia="Arial" w:hAnsi="Arial"/>
@@ -7472,7 +7472,7 @@
               <w:spacing w:after="10" w:before="0"/>
               <w:ind w:left="120"/>
             </w:pPr>
-            <w:hyperlink w:history="1" r:id="rIdalux5n1jbzl-c2aafrc42">
+            <w:hyperlink w:history="1" r:id="rIdxzjfb6deyxvnr8vogmnoz">
               <w:r>
                 <w:rPr>
                   <w:rFonts w:ascii="Arial" w:cs="Arial" w:eastAsia="Arial" w:hAnsi="Arial"/>
@@ -7517,7 +7517,7 @@
             <w:pPr>
               <w:spacing w:after="20" w:before="0"/>
             </w:pPr>
-            <w:hyperlink w:history="1" r:id="rIdezabwuqokhtsmly09wz-c">
+            <w:hyperlink w:history="1" r:id="rIdd5ydhpsz9bm8ghyxssvgo">
               <w:r>
                 <w:rPr>
                   <w:rFonts w:ascii="Arial" w:cs="Arial" w:eastAsia="Arial" w:hAnsi="Arial"/>
@@ -7550,7 +7550,7 @@
               <w:spacing w:after="10" w:before="0"/>
               <w:ind w:left="120"/>
             </w:pPr>
-            <w:hyperlink w:history="1" r:id="rIdxkmuqbh9bvum2tq6sbmyd">
+            <w:hyperlink w:history="1" r:id="rIdjoyleeb4t2qdhvotvevvv">
               <w:r>
                 <w:rPr>
                   <w:rFonts w:ascii="Arial" w:cs="Arial" w:eastAsia="Arial" w:hAnsi="Arial"/>
@@ -7750,7 +7750,7 @@
             <w:pPr>
               <w:spacing w:after="20" w:before="0"/>
             </w:pPr>
-            <w:hyperlink w:history="1" r:id="rIdnvv9g5uylbnvt79nlrx8o">
+            <w:hyperlink w:history="1" r:id="rIdoyvnujthvfme6dzlfoh6u">
               <w:r>
                 <w:rPr>
                   <w:rFonts w:ascii="Arial" w:cs="Arial" w:eastAsia="Arial" w:hAnsi="Arial"/>
@@ -7799,7 +7799,7 @@
               <w:spacing w:after="10" w:before="0"/>
               <w:ind w:left="120"/>
             </w:pPr>
-            <w:hyperlink w:history="1" r:id="rIdugto1ttpvxajuumdgvivf">
+            <w:hyperlink w:history="1" r:id="rIdfqedavrf-wpqtjvkx3pvi">
               <w:r>
                 <w:rPr>
                   <w:rFonts w:ascii="Arial" w:cs="Arial" w:eastAsia="Arial" w:hAnsi="Arial"/>
@@ -7844,7 +7844,7 @@
             <w:pPr>
               <w:spacing w:after="20" w:before="0"/>
             </w:pPr>
-            <w:hyperlink w:history="1" r:id="rIdjdisjwybgjrlthmqo-keg">
+            <w:hyperlink w:history="1" r:id="rIdivmzyw46969jrsnzibapz">
               <w:r>
                 <w:rPr>
                   <w:rFonts w:ascii="Arial" w:cs="Arial" w:eastAsia="Arial" w:hAnsi="Arial"/>
@@ -7893,7 +7893,7 @@
               <w:spacing w:after="10" w:before="0"/>
               <w:ind w:left="120"/>
             </w:pPr>
-            <w:hyperlink w:history="1" r:id="rIdhrlpr0abawcvpnyztopu1">
+            <w:hyperlink w:history="1" r:id="rIdookfbalakp7w6-hsmo-ct">
               <w:r>
                 <w:rPr>
                   <w:rFonts w:ascii="Arial" w:cs="Arial" w:eastAsia="Arial" w:hAnsi="Arial"/>
@@ -8498,7 +8498,7 @@
         </w:rPr>
         <w:t xml:space="preserve">© 2026 SeaVuria and ARES. Aligned with KICD objectives. Developed by SeaVuria; technical implementation by ARES (with AI assistance from Claude). Licensed under </w:t>
       </w:r>
-      <w:hyperlink w:history="1" r:id="rId3aa1r0twpzbxtwjyc5qil">
+      <w:hyperlink w:history="1" r:id="rIdwu84umrqjnvm_qtcs05q2">
         <w:r>
           <w:rPr>
             <w:rFonts w:ascii="Arial" w:cs="Arial" w:eastAsia="Arial" w:hAnsi="Arial"/>
@@ -8519,7 +8519,7 @@
         </w:rPr>
         <w:t xml:space="preserve"> (</w:t>
       </w:r>
-      <w:hyperlink w:history="1" r:id="rIdooi7-rnxuhbbg82u7hyf-">
+      <w:hyperlink w:history="1" r:id="rIdjem6dat77fnyl1g9sbpxk">
         <w:r>
           <w:rPr>
             <w:rFonts w:ascii="Arial" w:cs="Arial" w:eastAsia="Arial" w:hAnsi="Arial"/>
@@ -9559,7 +9559,7 @@
             <w:pPr>
               <w:spacing w:after="20" w:before="0"/>
             </w:pPr>
-            <w:hyperlink w:history="1" r:id="rId-t8fyqs5jelbbftp1yimx">
+            <w:hyperlink w:history="1" r:id="rId9at1ywmu-av2ehczykx2c">
               <w:r>
                 <w:rPr>
                   <w:rFonts w:ascii="Arial" w:cs="Arial" w:eastAsia="Arial" w:hAnsi="Arial"/>
@@ -9592,7 +9592,7 @@
               <w:spacing w:after="10" w:before="0"/>
               <w:ind w:left="120"/>
             </w:pPr>
-            <w:hyperlink w:history="1" r:id="rId9lrorb7-5xbtsdwg3ymaf">
+            <w:hyperlink w:history="1" r:id="rIddnswsby-udjfxwfzzh62o">
               <w:r>
                 <w:rPr>
                   <w:rFonts w:ascii="Arial" w:cs="Arial" w:eastAsia="Arial" w:hAnsi="Arial"/>
@@ -9637,7 +9637,7 @@
             <w:pPr>
               <w:spacing w:after="20" w:before="0"/>
             </w:pPr>
-            <w:hyperlink w:history="1" r:id="rIdwv_memyhfm5zr7joibkit">
+            <w:hyperlink w:history="1" r:id="rIdxx2-hv-mvki7nzc2evhqm">
               <w:r>
                 <w:rPr>
                   <w:rFonts w:ascii="Arial" w:cs="Arial" w:eastAsia="Arial" w:hAnsi="Arial"/>
@@ -9670,7 +9670,7 @@
               <w:spacing w:after="10" w:before="0"/>
               <w:ind w:left="120"/>
             </w:pPr>
-            <w:hyperlink w:history="1" r:id="rIdtsjcat9tqzkgny-hzd10r">
+            <w:hyperlink w:history="1" r:id="rIdus80ubrm9tpt0x7hdbtzu">
               <w:r>
                 <w:rPr>
                   <w:rFonts w:ascii="Arial" w:cs="Arial" w:eastAsia="Arial" w:hAnsi="Arial"/>
@@ -9870,7 +9870,7 @@
             <w:pPr>
               <w:spacing w:after="20" w:before="0"/>
             </w:pPr>
-            <w:hyperlink w:history="1" r:id="rIdgqtykftajcmgv_ksoxxqy">
+            <w:hyperlink w:history="1" r:id="rIdoysm_rixks67kdg9vwqrp">
               <w:r>
                 <w:rPr>
                   <w:rFonts w:ascii="Arial" w:cs="Arial" w:eastAsia="Arial" w:hAnsi="Arial"/>
@@ -9903,7 +9903,7 @@
               <w:spacing w:after="10" w:before="0"/>
               <w:ind w:left="120"/>
             </w:pPr>
-            <w:hyperlink w:history="1" r:id="rIdsnnkzn61kg4nokg8wb79d">
+            <w:hyperlink w:history="1" r:id="rIdf9sphuptfrsbtrmhzlvfl">
               <w:r>
                 <w:rPr>
                   <w:rFonts w:ascii="Arial" w:cs="Arial" w:eastAsia="Arial" w:hAnsi="Arial"/>
@@ -9948,7 +9948,7 @@
             <w:pPr>
               <w:spacing w:after="20" w:before="0"/>
             </w:pPr>
-            <w:hyperlink w:history="1" r:id="rIddvcykt4vn_tafkybb0i5c">
+            <w:hyperlink w:history="1" r:id="rIdgcmfuud5gf-itkva740-h">
               <w:r>
                 <w:rPr>
                   <w:rFonts w:ascii="Arial" w:cs="Arial" w:eastAsia="Arial" w:hAnsi="Arial"/>
@@ -9981,7 +9981,7 @@
               <w:spacing w:after="10" w:before="0"/>
               <w:ind w:left="120"/>
             </w:pPr>
-            <w:hyperlink w:history="1" r:id="rIdha4abc7cffnz_m0afl_x0">
+            <w:hyperlink w:history="1" r:id="rIdocvdhxucbg4xbcccoz9qm">
               <w:r>
                 <w:rPr>
                   <w:rFonts w:ascii="Arial" w:cs="Arial" w:eastAsia="Arial" w:hAnsi="Arial"/>
@@ -10181,7 +10181,7 @@
             <w:pPr>
               <w:spacing w:after="20" w:before="0"/>
             </w:pPr>
-            <w:hyperlink w:history="1" r:id="rIdrczxnkz3dcfdknk9if-zh">
+            <w:hyperlink w:history="1" r:id="rIdzbwvbjnrvts9b6ijnzow2">
               <w:r>
                 <w:rPr>
                   <w:rFonts w:ascii="Arial" w:cs="Arial" w:eastAsia="Arial" w:hAnsi="Arial"/>
@@ -10214,7 +10214,7 @@
               <w:spacing w:after="10" w:before="0"/>
               <w:ind w:left="120"/>
             </w:pPr>
-            <w:hyperlink w:history="1" r:id="rIdw_trjp6ruh8ixxjcewpsj">
+            <w:hyperlink w:history="1" r:id="rIdubcgwmycvbbp2c2mgjsdy">
               <w:r>
                 <w:rPr>
                   <w:rFonts w:ascii="Arial" w:cs="Arial" w:eastAsia="Arial" w:hAnsi="Arial"/>
@@ -10259,7 +10259,7 @@
             <w:pPr>
               <w:spacing w:after="20" w:before="0"/>
             </w:pPr>
-            <w:hyperlink w:history="1" r:id="rIdxcwtm49yxhu3lfef90s3z">
+            <w:hyperlink w:history="1" r:id="rIdmkqgdksuswokasath4buf">
               <w:r>
                 <w:rPr>
                   <w:rFonts w:ascii="Arial" w:cs="Arial" w:eastAsia="Arial" w:hAnsi="Arial"/>
@@ -10292,7 +10292,7 @@
               <w:spacing w:after="10" w:before="0"/>
               <w:ind w:left="120"/>
             </w:pPr>
-            <w:hyperlink w:history="1" r:id="rId-kiqc5zvofjhxzjgdjcsq">
+            <w:hyperlink w:history="1" r:id="rIdlzo_vqavakrodeb4bdtxj">
               <w:r>
                 <w:rPr>
                   <w:rFonts w:ascii="Arial" w:cs="Arial" w:eastAsia="Arial" w:hAnsi="Arial"/>
@@ -10492,7 +10492,7 @@
             <w:pPr>
               <w:spacing w:after="20" w:before="0"/>
             </w:pPr>
-            <w:hyperlink w:history="1" r:id="rIdth8zgyvwbvh9z54mmmxsv">
+            <w:hyperlink w:history="1" r:id="rIdro_y7bovmgoj8v9bvt3mp">
               <w:r>
                 <w:rPr>
                   <w:rFonts w:ascii="Arial" w:cs="Arial" w:eastAsia="Arial" w:hAnsi="Arial"/>
@@ -10525,7 +10525,7 @@
               <w:spacing w:after="10" w:before="0"/>
               <w:ind w:left="120"/>
             </w:pPr>
-            <w:hyperlink w:history="1" r:id="rId63oozmvmklo-j92_pbdps">
+            <w:hyperlink w:history="1" r:id="rIdn0ogn-5bs7xefua-2hyo-">
               <w:r>
                 <w:rPr>
                   <w:rFonts w:ascii="Arial" w:cs="Arial" w:eastAsia="Arial" w:hAnsi="Arial"/>
@@ -10570,7 +10570,7 @@
             <w:pPr>
               <w:spacing w:after="20" w:before="0"/>
             </w:pPr>
-            <w:hyperlink w:history="1" r:id="rIdsuo5z8ayvzyn5ouyq6m0e">
+            <w:hyperlink w:history="1" r:id="rIdhour26wxrj-d2sqa71ksb">
               <w:r>
                 <w:rPr>
                   <w:rFonts w:ascii="Arial" w:cs="Arial" w:eastAsia="Arial" w:hAnsi="Arial"/>
@@ -10603,7 +10603,7 @@
               <w:spacing w:after="10" w:before="0"/>
               <w:ind w:left="120"/>
             </w:pPr>
-            <w:hyperlink w:history="1" r:id="rIdcg-9tyyrtoefwadrmhmid">
+            <w:hyperlink w:history="1" r:id="rIdj5rflttxtji8yyuyainyf">
               <w:r>
                 <w:rPr>
                   <w:rFonts w:ascii="Arial" w:cs="Arial" w:eastAsia="Arial" w:hAnsi="Arial"/>
@@ -10803,7 +10803,7 @@
             <w:pPr>
               <w:spacing w:after="20" w:before="0"/>
             </w:pPr>
-            <w:hyperlink w:history="1" r:id="rIdqbarxkj1uite5ydn3chpe">
+            <w:hyperlink w:history="1" r:id="rId9gw25_e_vwqankd_wquei">
               <w:r>
                 <w:rPr>
                   <w:rFonts w:ascii="Arial" w:cs="Arial" w:eastAsia="Arial" w:hAnsi="Arial"/>
@@ -10852,7 +10852,7 @@
               <w:spacing w:after="10" w:before="0"/>
               <w:ind w:left="120"/>
             </w:pPr>
-            <w:hyperlink w:history="1" r:id="rIdgfmx5fxniryyapia1xdwp">
+            <w:hyperlink w:history="1" r:id="rIdqz2ac4sew3ou659g2bu60">
               <w:r>
                 <w:rPr>
                   <w:rFonts w:ascii="Arial" w:cs="Arial" w:eastAsia="Arial" w:hAnsi="Arial"/>
@@ -10897,7 +10897,7 @@
             <w:pPr>
               <w:spacing w:after="20" w:before="0"/>
             </w:pPr>
-            <w:hyperlink w:history="1" r:id="rIdrwy9_tqnfaqwlmvegqp8k">
+            <w:hyperlink w:history="1" r:id="rIdq9ib7m3e0doxahbbp4vz3">
               <w:r>
                 <w:rPr>
                   <w:rFonts w:ascii="Arial" w:cs="Arial" w:eastAsia="Arial" w:hAnsi="Arial"/>
@@ -10946,7 +10946,7 @@
               <w:spacing w:after="10" w:before="0"/>
               <w:ind w:left="120"/>
             </w:pPr>
-            <w:hyperlink w:history="1" r:id="rIdjvsg8hmps09j3hwv-z5vh">
+            <w:hyperlink w:history="1" r:id="rIdtim9lh8favmipsoc9jz1u">
               <w:r>
                 <w:rPr>
                   <w:rFonts w:ascii="Arial" w:cs="Arial" w:eastAsia="Arial" w:hAnsi="Arial"/>
@@ -11471,7 +11471,7 @@
         </w:rPr>
         <w:t xml:space="preserve">© 2026 SeaVuria and ARES. Aligned with KICD objectives. Developed by SeaVuria; technical implementation by ARES (with AI assistance from Claude). Licensed under </w:t>
       </w:r>
-      <w:hyperlink w:history="1" r:id="rIdfff6ebdahpzgytyxg4kns">
+      <w:hyperlink w:history="1" r:id="rIdopupj8jnw2qwcphomjqvi">
         <w:r>
           <w:rPr>
             <w:rFonts w:ascii="Arial" w:cs="Arial" w:eastAsia="Arial" w:hAnsi="Arial"/>
@@ -11492,7 +11492,7 @@
         </w:rPr>
         <w:t xml:space="preserve"> (</w:t>
       </w:r>
-      <w:hyperlink w:history="1" r:id="rIdc3hutkpqin_a0sd6oan3m">
+      <w:hyperlink w:history="1" r:id="rIdanl8vxop-dfb7kxygvnic">
         <w:r>
           <w:rPr>
             <w:rFonts w:ascii="Arial" w:cs="Arial" w:eastAsia="Arial" w:hAnsi="Arial"/>
@@ -12532,7 +12532,7 @@
             <w:pPr>
               <w:spacing w:after="20" w:before="0"/>
             </w:pPr>
-            <w:hyperlink w:history="1" r:id="rIduydbgbijcv_m4xtihbw6v">
+            <w:hyperlink w:history="1" r:id="rId_kjjtg0h1fef3zhezjiqu">
               <w:r>
                 <w:rPr>
                   <w:rFonts w:ascii="Arial" w:cs="Arial" w:eastAsia="Arial" w:hAnsi="Arial"/>
@@ -12565,7 +12565,7 @@
               <w:spacing w:after="10" w:before="0"/>
               <w:ind w:left="120"/>
             </w:pPr>
-            <w:hyperlink w:history="1" r:id="rIdc-9q7qzovmhqs_9mnpvhf">
+            <w:hyperlink w:history="1" r:id="rIdyg82kyph-plulv4ij6kk3">
               <w:r>
                 <w:rPr>
                   <w:rFonts w:ascii="Arial" w:cs="Arial" w:eastAsia="Arial" w:hAnsi="Arial"/>
@@ -12610,7 +12610,7 @@
             <w:pPr>
               <w:spacing w:after="20" w:before="0"/>
             </w:pPr>
-            <w:hyperlink w:history="1" r:id="rIdpcykonbjz9wyctboldn9s">
+            <w:hyperlink w:history="1" r:id="rId-csvotdh8rqatrc74z8gq">
               <w:r>
                 <w:rPr>
                   <w:rFonts w:ascii="Arial" w:cs="Arial" w:eastAsia="Arial" w:hAnsi="Arial"/>
@@ -12643,7 +12643,7 @@
               <w:spacing w:after="10" w:before="0"/>
               <w:ind w:left="120"/>
             </w:pPr>
-            <w:hyperlink w:history="1" r:id="rIdi3zmdhyqxpjuegnr4lk9t">
+            <w:hyperlink w:history="1" r:id="rIdxi-35ghgiqfilt8ik2gfm">
               <w:r>
                 <w:rPr>
                   <w:rFonts w:ascii="Arial" w:cs="Arial" w:eastAsia="Arial" w:hAnsi="Arial"/>
@@ -12843,7 +12843,7 @@
             <w:pPr>
               <w:spacing w:after="20" w:before="0"/>
             </w:pPr>
-            <w:hyperlink w:history="1" r:id="rIdsv8mca8o4xzekrb1nmf0g">
+            <w:hyperlink w:history="1" r:id="rIdew397fqzcoyray-m4eqx2">
               <w:r>
                 <w:rPr>
                   <w:rFonts w:ascii="Arial" w:cs="Arial" w:eastAsia="Arial" w:hAnsi="Arial"/>
@@ -12876,7 +12876,7 @@
               <w:spacing w:after="10" w:before="0"/>
               <w:ind w:left="120"/>
             </w:pPr>
-            <w:hyperlink w:history="1" r:id="rId-4nv9uorldjoufkclifkq">
+            <w:hyperlink w:history="1" r:id="rIdjqp5bqrfqkgisyd1zzihz">
               <w:r>
                 <w:rPr>
                   <w:rFonts w:ascii="Arial" w:cs="Arial" w:eastAsia="Arial" w:hAnsi="Arial"/>
@@ -12921,7 +12921,7 @@
             <w:pPr>
               <w:spacing w:after="20" w:before="0"/>
             </w:pPr>
-            <w:hyperlink w:history="1" r:id="rIdcufat68esfcd46xjteldn">
+            <w:hyperlink w:history="1" r:id="rIdgwclbr77yn2qzlhbt-8vs">
               <w:r>
                 <w:rPr>
                   <w:rFonts w:ascii="Arial" w:cs="Arial" w:eastAsia="Arial" w:hAnsi="Arial"/>
@@ -12954,7 +12954,7 @@
               <w:spacing w:after="10" w:before="0"/>
               <w:ind w:left="120"/>
             </w:pPr>
-            <w:hyperlink w:history="1" r:id="rIdmqdjy731o_jmanw1xo0ja">
+            <w:hyperlink w:history="1" r:id="rIdhvtucdnhvw4pdkke41roh">
               <w:r>
                 <w:rPr>
                   <w:rFonts w:ascii="Arial" w:cs="Arial" w:eastAsia="Arial" w:hAnsi="Arial"/>
@@ -13154,7 +13154,7 @@
             <w:pPr>
               <w:spacing w:after="20" w:before="0"/>
             </w:pPr>
-            <w:hyperlink w:history="1" r:id="rIdow0cein6rxyo8-dsfrsjl">
+            <w:hyperlink w:history="1" r:id="rIdchveinup1yg7qskq57ea_">
               <w:r>
                 <w:rPr>
                   <w:rFonts w:ascii="Arial" w:cs="Arial" w:eastAsia="Arial" w:hAnsi="Arial"/>
@@ -13203,7 +13203,7 @@
               <w:spacing w:after="10" w:before="0"/>
               <w:ind w:left="120"/>
             </w:pPr>
-            <w:hyperlink w:history="1" r:id="rId4db08_nxwptwaq7u72utz">
+            <w:hyperlink w:history="1" r:id="rIddrc9vuosn7nxzjplpcyeo">
               <w:r>
                 <w:rPr>
                   <w:rFonts w:ascii="Arial" w:cs="Arial" w:eastAsia="Arial" w:hAnsi="Arial"/>
@@ -13248,7 +13248,7 @@
             <w:pPr>
               <w:spacing w:after="20" w:before="0"/>
             </w:pPr>
-            <w:hyperlink w:history="1" r:id="rId0hn0akbznvrujiiyblc5d">
+            <w:hyperlink w:history="1" r:id="rIdfpbkaqkvrnvxwidzurcw-">
               <w:r>
                 <w:rPr>
                   <w:rFonts w:ascii="Arial" w:cs="Arial" w:eastAsia="Arial" w:hAnsi="Arial"/>
@@ -13297,7 +13297,7 @@
               <w:spacing w:after="10" w:before="0"/>
               <w:ind w:left="120"/>
             </w:pPr>
-            <w:hyperlink w:history="1" r:id="rId6dk353fhaqvqeuk80l3p_">
+            <w:hyperlink w:history="1" r:id="rIdm4cjbqiejrbqlmpoih9l8">
               <w:r>
                 <w:rPr>
                   <w:rFonts w:ascii="Arial" w:cs="Arial" w:eastAsia="Arial" w:hAnsi="Arial"/>
@@ -13497,7 +13497,7 @@
             <w:pPr>
               <w:spacing w:after="20" w:before="0"/>
             </w:pPr>
-            <w:hyperlink w:history="1" r:id="rIdjrxrmmh3exskzz6z73or3">
+            <w:hyperlink w:history="1" r:id="rIdd9v598r388mp9ivb8ow07">
               <w:r>
                 <w:rPr>
                   <w:rFonts w:ascii="Arial" w:cs="Arial" w:eastAsia="Arial" w:hAnsi="Arial"/>
@@ -13546,7 +13546,7 @@
               <w:spacing w:after="10" w:before="0"/>
               <w:ind w:left="120"/>
             </w:pPr>
-            <w:hyperlink w:history="1" r:id="rIdn-o5ghi0ap2o-thbh1-0a">
+            <w:hyperlink w:history="1" r:id="rIdegqhr71yv4ld_7pcbfgnm">
               <w:r>
                 <w:rPr>
                   <w:rFonts w:ascii="Arial" w:cs="Arial" w:eastAsia="Arial" w:hAnsi="Arial"/>
@@ -13591,7 +13591,7 @@
             <w:pPr>
               <w:spacing w:after="20" w:before="0"/>
             </w:pPr>
-            <w:hyperlink w:history="1" r:id="rId-mhytojjhgwl2ux5lqccx">
+            <w:hyperlink w:history="1" r:id="rIddomm1whxo68xtydw3gjzy">
               <w:r>
                 <w:rPr>
                   <w:rFonts w:ascii="Arial" w:cs="Arial" w:eastAsia="Arial" w:hAnsi="Arial"/>
@@ -13640,7 +13640,7 @@
               <w:spacing w:after="10" w:before="0"/>
               <w:ind w:left="120"/>
             </w:pPr>
-            <w:hyperlink w:history="1" r:id="rIdyeyvzva7fqjnvvubt6d8m">
+            <w:hyperlink w:history="1" r:id="rId-clfmmojztshh-fshxlv8">
               <w:r>
                 <w:rPr>
                   <w:rFonts w:ascii="Arial" w:cs="Arial" w:eastAsia="Arial" w:hAnsi="Arial"/>
@@ -13840,7 +13840,7 @@
             <w:pPr>
               <w:spacing w:after="20" w:before="0"/>
             </w:pPr>
-            <w:hyperlink w:history="1" r:id="rIdbm9ucfulmkd3pwzjkljox">
+            <w:hyperlink w:history="1" r:id="rId4q21uhvbddoxfhacmo8cb">
               <w:r>
                 <w:rPr>
                   <w:rFonts w:ascii="Arial" w:cs="Arial" w:eastAsia="Arial" w:hAnsi="Arial"/>
@@ -13889,7 +13889,7 @@
               <w:spacing w:after="10" w:before="0"/>
               <w:ind w:left="120"/>
             </w:pPr>
-            <w:hyperlink w:history="1" r:id="rIdj3t20crvt34nja3engbll">
+            <w:hyperlink w:history="1" r:id="rIdpvv04nyybrklcd1cdhwza">
               <w:r>
                 <w:rPr>
                   <w:rFonts w:ascii="Arial" w:cs="Arial" w:eastAsia="Arial" w:hAnsi="Arial"/>
@@ -13934,7 +13934,7 @@
             <w:pPr>
               <w:spacing w:after="20" w:before="0"/>
             </w:pPr>
-            <w:hyperlink w:history="1" r:id="rIdvhz7gtxuc25_yd4kkj87v">
+            <w:hyperlink w:history="1" r:id="rIdk-j3p6iz847h0nkprl6pj">
               <w:r>
                 <w:rPr>
                   <w:rFonts w:ascii="Arial" w:cs="Arial" w:eastAsia="Arial" w:hAnsi="Arial"/>
@@ -13967,7 +13967,7 @@
               <w:spacing w:after="10" w:before="0"/>
               <w:ind w:left="120"/>
             </w:pPr>
-            <w:hyperlink w:history="1" r:id="rId0r-6eqcm-ewb4najoa8n_">
+            <w:hyperlink w:history="1" r:id="rIdsauuxsgujo5iq8cskvtyg">
               <w:r>
                 <w:rPr>
                   <w:rFonts w:ascii="Arial" w:cs="Arial" w:eastAsia="Arial" w:hAnsi="Arial"/>
@@ -14492,7 +14492,7 @@
         </w:rPr>
         <w:t xml:space="preserve">© 2026 SeaVuria and ARES. Aligned with KICD objectives. Developed by SeaVuria; technical implementation by ARES (with AI assistance from Claude). Licensed under </w:t>
       </w:r>
-      <w:hyperlink w:history="1" r:id="rIdjegpjkbqsaxc06syrfobv">
+      <w:hyperlink w:history="1" r:id="rIdlr5gzxobq9h6eveyl8ivz">
         <w:r>
           <w:rPr>
             <w:rFonts w:ascii="Arial" w:cs="Arial" w:eastAsia="Arial" w:hAnsi="Arial"/>
@@ -14513,7 +14513,7 @@
         </w:rPr>
         <w:t xml:space="preserve"> (</w:t>
       </w:r>
-      <w:hyperlink w:history="1" r:id="rId6u7wpdifkexscfdsy22cs">
+      <w:hyperlink w:history="1" r:id="rId86itnzgtgdlxe7x7kdaip">
         <w:r>
           <w:rPr>
             <w:rFonts w:ascii="Arial" w:cs="Arial" w:eastAsia="Arial" w:hAnsi="Arial"/>
@@ -15553,7 +15553,7 @@
             <w:pPr>
               <w:spacing w:after="20" w:before="0"/>
             </w:pPr>
-            <w:hyperlink w:history="1" r:id="rIdtzmpccw3zbk7-xqkdt__8">
+            <w:hyperlink w:history="1" r:id="rIdlohvshk69ockoelkso4k8">
               <w:r>
                 <w:rPr>
                   <w:rFonts w:ascii="Arial" w:cs="Arial" w:eastAsia="Arial" w:hAnsi="Arial"/>
@@ -15586,7 +15586,7 @@
               <w:spacing w:after="10" w:before="0"/>
               <w:ind w:left="120"/>
             </w:pPr>
-            <w:hyperlink w:history="1" r:id="rId-5p7p4xdrk6_lnqmbm2f4">
+            <w:hyperlink w:history="1" r:id="rIdkqlzdxwx5qoarrlfljice">
               <w:r>
                 <w:rPr>
                   <w:rFonts w:ascii="Arial" w:cs="Arial" w:eastAsia="Arial" w:hAnsi="Arial"/>
@@ -15631,7 +15631,7 @@
             <w:pPr>
               <w:spacing w:after="20" w:before="0"/>
             </w:pPr>
-            <w:hyperlink w:history="1" r:id="rIdzldyfoalj_h7sskdbnyp-">
+            <w:hyperlink w:history="1" r:id="rIdnldosdgzjsouvn6qjkxxm">
               <w:r>
                 <w:rPr>
                   <w:rFonts w:ascii="Arial" w:cs="Arial" w:eastAsia="Arial" w:hAnsi="Arial"/>
@@ -15664,7 +15664,7 @@
               <w:spacing w:after="10" w:before="0"/>
               <w:ind w:left="120"/>
             </w:pPr>
-            <w:hyperlink w:history="1" r:id="rIdq3tocwd4ik7mizm_d0t0b">
+            <w:hyperlink w:history="1" r:id="rId5-_q3mzzwhhk-7aj6pscx">
               <w:r>
                 <w:rPr>
                   <w:rFonts w:ascii="Arial" w:cs="Arial" w:eastAsia="Arial" w:hAnsi="Arial"/>
@@ -15864,7 +15864,7 @@
             <w:pPr>
               <w:spacing w:after="20" w:before="0"/>
             </w:pPr>
-            <w:hyperlink w:history="1" r:id="rId9wotxbiakvijy-plhjkiv">
+            <w:hyperlink w:history="1" r:id="rId2zzoxdmkb2ltq0vo2zwfc">
               <w:r>
                 <w:rPr>
                   <w:rFonts w:ascii="Arial" w:cs="Arial" w:eastAsia="Arial" w:hAnsi="Arial"/>
@@ -15897,7 +15897,7 @@
               <w:spacing w:after="10" w:before="0"/>
               <w:ind w:left="120"/>
             </w:pPr>
-            <w:hyperlink w:history="1" r:id="rIda6z_gguuynuzrbljpfhij">
+            <w:hyperlink w:history="1" r:id="rIdoleknzjt57aimnhvheuvm">
               <w:r>
                 <w:rPr>
                   <w:rFonts w:ascii="Arial" w:cs="Arial" w:eastAsia="Arial" w:hAnsi="Arial"/>
@@ -15942,7 +15942,7 @@
             <w:pPr>
               <w:spacing w:after="20" w:before="0"/>
             </w:pPr>
-            <w:hyperlink w:history="1" r:id="rIdlmssodqecxtj1uc9w2w7o">
+            <w:hyperlink w:history="1" r:id="rId6lhnitcccvfcdbfrck3ff">
               <w:r>
                 <w:rPr>
                   <w:rFonts w:ascii="Arial" w:cs="Arial" w:eastAsia="Arial" w:hAnsi="Arial"/>
@@ -15975,7 +15975,7 @@
               <w:spacing w:after="10" w:before="0"/>
               <w:ind w:left="120"/>
             </w:pPr>
-            <w:hyperlink w:history="1" r:id="rId3bh2mpwarcepgth2uvfhk">
+            <w:hyperlink w:history="1" r:id="rId1qlo9avlzdb7gbitz45sj">
               <w:r>
                 <w:rPr>
                   <w:rFonts w:ascii="Arial" w:cs="Arial" w:eastAsia="Arial" w:hAnsi="Arial"/>
@@ -16175,7 +16175,7 @@
             <w:pPr>
               <w:spacing w:after="20" w:before="0"/>
             </w:pPr>
-            <w:hyperlink w:history="1" r:id="rId6mi_xajba7tgjwf4ivxbb">
+            <w:hyperlink w:history="1" r:id="rIddzyk7cwdl-60whur0htyy">
               <w:r>
                 <w:rPr>
                   <w:rFonts w:ascii="Arial" w:cs="Arial" w:eastAsia="Arial" w:hAnsi="Arial"/>
@@ -16224,7 +16224,7 @@
               <w:spacing w:after="10" w:before="0"/>
               <w:ind w:left="120"/>
             </w:pPr>
-            <w:hyperlink w:history="1" r:id="rIdasnrzz7edgphcvkw9s-3c">
+            <w:hyperlink w:history="1" r:id="rIdhfhqsep_ehj-fdxsonufb">
               <w:r>
                 <w:rPr>
                   <w:rFonts w:ascii="Arial" w:cs="Arial" w:eastAsia="Arial" w:hAnsi="Arial"/>
@@ -16269,7 +16269,7 @@
             <w:pPr>
               <w:spacing w:after="20" w:before="0"/>
             </w:pPr>
-            <w:hyperlink w:history="1" r:id="rId8mfd2clpns-_jcgioqdgg">
+            <w:hyperlink w:history="1" r:id="rIdahfnwrrnu_-pop0byktj2">
               <w:r>
                 <w:rPr>
                   <w:rFonts w:ascii="Arial" w:cs="Arial" w:eastAsia="Arial" w:hAnsi="Arial"/>
@@ -16318,7 +16318,7 @@
               <w:spacing w:after="10" w:before="0"/>
               <w:ind w:left="120"/>
             </w:pPr>
-            <w:hyperlink w:history="1" r:id="rIdn6u5ovfhojwms6j3r-4j0">
+            <w:hyperlink w:history="1" r:id="rIdjysvep2m1u_epikykbkuq">
               <w:r>
                 <w:rPr>
                   <w:rFonts w:ascii="Arial" w:cs="Arial" w:eastAsia="Arial" w:hAnsi="Arial"/>
@@ -16518,7 +16518,7 @@
             <w:pPr>
               <w:spacing w:after="20" w:before="0"/>
             </w:pPr>
-            <w:hyperlink w:history="1" r:id="rIddamkzr25l3l-tohnxkw5c">
+            <w:hyperlink w:history="1" r:id="rIdhtp9oooexag3mqzywvlpx">
               <w:r>
                 <w:rPr>
                   <w:rFonts w:ascii="Arial" w:cs="Arial" w:eastAsia="Arial" w:hAnsi="Arial"/>
@@ -16567,7 +16567,7 @@
               <w:spacing w:after="10" w:before="0"/>
               <w:ind w:left="120"/>
             </w:pPr>
-            <w:hyperlink w:history="1" r:id="rIdk0id_g3zi_rjykjzsqvky">
+            <w:hyperlink w:history="1" r:id="rId4r0t1a_apueldn89ljjiv">
               <w:r>
                 <w:rPr>
                   <w:rFonts w:ascii="Arial" w:cs="Arial" w:eastAsia="Arial" w:hAnsi="Arial"/>
@@ -16612,7 +16612,7 @@
             <w:pPr>
               <w:spacing w:after="20" w:before="0"/>
             </w:pPr>
-            <w:hyperlink w:history="1" r:id="rIdups_e10mkywoygvfqvwti">
+            <w:hyperlink w:history="1" r:id="rId5rbh5ar40wu6va8nidzi-">
               <w:r>
                 <w:rPr>
                   <w:rFonts w:ascii="Arial" w:cs="Arial" w:eastAsia="Arial" w:hAnsi="Arial"/>
@@ -16661,7 +16661,7 @@
               <w:spacing w:after="10" w:before="0"/>
               <w:ind w:left="120"/>
             </w:pPr>
-            <w:hyperlink w:history="1" r:id="rIdg9hokah-mjymhhcsnavjt">
+            <w:hyperlink w:history="1" r:id="rIdmkqmxuftslswpvhwrwxff">
               <w:r>
                 <w:rPr>
                   <w:rFonts w:ascii="Arial" w:cs="Arial" w:eastAsia="Arial" w:hAnsi="Arial"/>
@@ -16861,7 +16861,7 @@
             <w:pPr>
               <w:spacing w:after="20" w:before="0"/>
             </w:pPr>
-            <w:hyperlink w:history="1" r:id="rId5uo4s2eizirpsiwjbbom1">
+            <w:hyperlink w:history="1" r:id="rId_vqs-esld8sg9njolheuu">
               <w:r>
                 <w:rPr>
                   <w:rFonts w:ascii="Arial" w:cs="Arial" w:eastAsia="Arial" w:hAnsi="Arial"/>
@@ -16910,7 +16910,7 @@
               <w:spacing w:after="10" w:before="0"/>
               <w:ind w:left="120"/>
             </w:pPr>
-            <w:hyperlink w:history="1" r:id="rIds9rvueyw8l971kp7fhqmq">
+            <w:hyperlink w:history="1" r:id="rIdewhgjjyyfwjp5xdmrc_ty">
               <w:r>
                 <w:rPr>
                   <w:rFonts w:ascii="Arial" w:cs="Arial" w:eastAsia="Arial" w:hAnsi="Arial"/>
@@ -16955,7 +16955,7 @@
             <w:pPr>
               <w:spacing w:after="20" w:before="0"/>
             </w:pPr>
-            <w:hyperlink w:history="1" r:id="rIdg8nsmsrh3ns-237uralym">
+            <w:hyperlink w:history="1" r:id="rIdcupf5ntojlbm17ohgajbl">
               <w:r>
                 <w:rPr>
                   <w:rFonts w:ascii="Arial" w:cs="Arial" w:eastAsia="Arial" w:hAnsi="Arial"/>
@@ -17004,7 +17004,7 @@
               <w:spacing w:after="10" w:before="0"/>
               <w:ind w:left="120"/>
             </w:pPr>
-            <w:hyperlink w:history="1" r:id="rId1xzbvenl_ia95c28nqvet">
+            <w:hyperlink w:history="1" r:id="rIdxfrfugibn-wnv8hyjetb4">
               <w:r>
                 <w:rPr>
                   <w:rFonts w:ascii="Arial" w:cs="Arial" w:eastAsia="Arial" w:hAnsi="Arial"/>
@@ -17529,7 +17529,7 @@
         </w:rPr>
         <w:t xml:space="preserve">© 2026 SeaVuria and ARES. Aligned with KICD objectives. Developed by SeaVuria; technical implementation by ARES (with AI assistance from Claude). Licensed under </w:t>
       </w:r>
-      <w:hyperlink w:history="1" r:id="rIdglckklrwlgwxwfxrgrudx">
+      <w:hyperlink w:history="1" r:id="rId2136sqzw6v2byxk2danjj">
         <w:r>
           <w:rPr>
             <w:rFonts w:ascii="Arial" w:cs="Arial" w:eastAsia="Arial" w:hAnsi="Arial"/>
@@ -17550,7 +17550,7 @@
         </w:rPr>
         <w:t xml:space="preserve"> (</w:t>
       </w:r>
-      <w:hyperlink w:history="1" r:id="rIdiowniz64jqf7b50eohwwp">
+      <w:hyperlink w:history="1" r:id="rIdayw2udeslsjlsvbhctbfl">
         <w:r>
           <w:rPr>
             <w:rFonts w:ascii="Arial" w:cs="Arial" w:eastAsia="Arial" w:hAnsi="Arial"/>
@@ -18590,7 +18590,7 @@
             <w:pPr>
               <w:spacing w:after="20" w:before="0"/>
             </w:pPr>
-            <w:hyperlink w:history="1" r:id="rIdj6jvzzokusxuhk4f-aosj">
+            <w:hyperlink w:history="1" r:id="rIdlcknqmnuwgrbemv1lzl7h">
               <w:r>
                 <w:rPr>
                   <w:rFonts w:ascii="Arial" w:cs="Arial" w:eastAsia="Arial" w:hAnsi="Arial"/>
@@ -18623,7 +18623,7 @@
               <w:spacing w:after="10" w:before="0"/>
               <w:ind w:left="120"/>
             </w:pPr>
-            <w:hyperlink w:history="1" r:id="rIdd_te2fowc9xfdebqzaokb">
+            <w:hyperlink w:history="1" r:id="rIdao2yyfrsz_yiek8ddppqc">
               <w:r>
                 <w:rPr>
                   <w:rFonts w:ascii="Arial" w:cs="Arial" w:eastAsia="Arial" w:hAnsi="Arial"/>
@@ -18668,7 +18668,7 @@
             <w:pPr>
               <w:spacing w:after="20" w:before="0"/>
             </w:pPr>
-            <w:hyperlink w:history="1" r:id="rIdk5sqzuqfyatq9q07ti_ll">
+            <w:hyperlink w:history="1" r:id="rId31gmiktiauhjqdiaivjt7">
               <w:r>
                 <w:rPr>
                   <w:rFonts w:ascii="Arial" w:cs="Arial" w:eastAsia="Arial" w:hAnsi="Arial"/>
@@ -18701,7 +18701,7 @@
               <w:spacing w:after="10" w:before="0"/>
               <w:ind w:left="120"/>
             </w:pPr>
-            <w:hyperlink w:history="1" r:id="rId6tdsjj_jgtciaxsq2q7hs">
+            <w:hyperlink w:history="1" r:id="rIds7gt_sgje7zijcecmoc-y">
               <w:r>
                 <w:rPr>
                   <w:rFonts w:ascii="Arial" w:cs="Arial" w:eastAsia="Arial" w:hAnsi="Arial"/>
@@ -18901,7 +18901,7 @@
             <w:pPr>
               <w:spacing w:after="20" w:before="0"/>
             </w:pPr>
-            <w:hyperlink w:history="1" r:id="rIdb1xdcmxrqmlfh3k9i8atp">
+            <w:hyperlink w:history="1" r:id="rId2vfwd89ti1b_5hvtew22r">
               <w:r>
                 <w:rPr>
                   <w:rFonts w:ascii="Arial" w:cs="Arial" w:eastAsia="Arial" w:hAnsi="Arial"/>
@@ -18934,7 +18934,7 @@
               <w:spacing w:after="10" w:before="0"/>
               <w:ind w:left="120"/>
             </w:pPr>
-            <w:hyperlink w:history="1" r:id="rIdb2yzfjv1qdqtywms9_vyv">
+            <w:hyperlink w:history="1" r:id="rIdhf88hm5rcg7vw2eukaukt">
               <w:r>
                 <w:rPr>
                   <w:rFonts w:ascii="Arial" w:cs="Arial" w:eastAsia="Arial" w:hAnsi="Arial"/>
@@ -18979,7 +18979,7 @@
             <w:pPr>
               <w:spacing w:after="20" w:before="0"/>
             </w:pPr>
-            <w:hyperlink w:history="1" r:id="rIdfi_mlm3hlrlbshma4j5ip">
+            <w:hyperlink w:history="1" r:id="rIdjqwo59mbfieaf3i9buywc">
               <w:r>
                 <w:rPr>
                   <w:rFonts w:ascii="Arial" w:cs="Arial" w:eastAsia="Arial" w:hAnsi="Arial"/>
@@ -19012,7 +19012,7 @@
               <w:spacing w:after="10" w:before="0"/>
               <w:ind w:left="120"/>
             </w:pPr>
-            <w:hyperlink w:history="1" r:id="rIdee8yua9u4hhkd364izoux">
+            <w:hyperlink w:history="1" r:id="rIdyrqstfullu4zowhpe6_mi">
               <w:r>
                 <w:rPr>
                   <w:rFonts w:ascii="Arial" w:cs="Arial" w:eastAsia="Arial" w:hAnsi="Arial"/>
@@ -19212,7 +19212,7 @@
             <w:pPr>
               <w:spacing w:after="20" w:before="0"/>
             </w:pPr>
-            <w:hyperlink w:history="1" r:id="rId62ial1selsc5g_ohrp1z4">
+            <w:hyperlink w:history="1" r:id="rIdfm_tz2bg97utyx9exe9xv">
               <w:r>
                 <w:rPr>
                   <w:rFonts w:ascii="Arial" w:cs="Arial" w:eastAsia="Arial" w:hAnsi="Arial"/>
@@ -19261,7 +19261,7 @@
               <w:spacing w:after="10" w:before="0"/>
               <w:ind w:left="120"/>
             </w:pPr>
-            <w:hyperlink w:history="1" r:id="rIdlgk6qu2rnk7dcw3ibywt0">
+            <w:hyperlink w:history="1" r:id="rIdwupqogjbtq-natyvyutrt">
               <w:r>
                 <w:rPr>
                   <w:rFonts w:ascii="Arial" w:cs="Arial" w:eastAsia="Arial" w:hAnsi="Arial"/>
@@ -19306,7 +19306,7 @@
             <w:pPr>
               <w:spacing w:after="20" w:before="0"/>
             </w:pPr>
-            <w:hyperlink w:history="1" r:id="rIdmbxe_e5jwbx-hod8trndq">
+            <w:hyperlink w:history="1" r:id="rIdsdnv_7tnu1_utz3e1zzze">
               <w:r>
                 <w:rPr>
                   <w:rFonts w:ascii="Arial" w:cs="Arial" w:eastAsia="Arial" w:hAnsi="Arial"/>
@@ -19339,7 +19339,7 @@
               <w:spacing w:after="10" w:before="0"/>
               <w:ind w:left="120"/>
             </w:pPr>
-            <w:hyperlink w:history="1" r:id="rIdrsoq2hbuyu7gddrxmi9fk">
+            <w:hyperlink w:history="1" r:id="rId-5tvjujcqctnymc0cv8b4">
               <w:r>
                 <w:rPr>
                   <w:rFonts w:ascii="Arial" w:cs="Arial" w:eastAsia="Arial" w:hAnsi="Arial"/>
@@ -19539,7 +19539,7 @@
             <w:pPr>
               <w:spacing w:after="20" w:before="0"/>
             </w:pPr>
-            <w:hyperlink w:history="1" r:id="rIdy9lrsr5n_o9it6mwouww_">
+            <w:hyperlink w:history="1" r:id="rIdveh2gly2fo3endtxslckr">
               <w:r>
                 <w:rPr>
                   <w:rFonts w:ascii="Arial" w:cs="Arial" w:eastAsia="Arial" w:hAnsi="Arial"/>
@@ -19588,7 +19588,7 @@
               <w:spacing w:after="10" w:before="0"/>
               <w:ind w:left="120"/>
             </w:pPr>
-            <w:hyperlink w:history="1" r:id="rIdrjyufqiwd3itwkxzveo99">
+            <w:hyperlink w:history="1" r:id="rIdzsrzc62s2xwmcp5fcgtcz">
               <w:r>
                 <w:rPr>
                   <w:rFonts w:ascii="Arial" w:cs="Arial" w:eastAsia="Arial" w:hAnsi="Arial"/>
@@ -19633,7 +19633,7 @@
             <w:pPr>
               <w:spacing w:after="20" w:before="0"/>
             </w:pPr>
-            <w:hyperlink w:history="1" r:id="rIdj6gb7py02jzuntuv0cyi-">
+            <w:hyperlink w:history="1" r:id="rIdzx2_iaubjdbwa_9w1mxqi">
               <w:r>
                 <w:rPr>
                   <w:rFonts w:ascii="Arial" w:cs="Arial" w:eastAsia="Arial" w:hAnsi="Arial"/>
@@ -19666,7 +19666,7 @@
               <w:spacing w:after="10" w:before="0"/>
               <w:ind w:left="120"/>
             </w:pPr>
-            <w:hyperlink w:history="1" r:id="rIdsji6ui1v8cpinxk2pdsb-">
+            <w:hyperlink w:history="1" r:id="rIdtsovp5ketvxm_y1ouxbxn">
               <w:r>
                 <w:rPr>
                   <w:rFonts w:ascii="Arial" w:cs="Arial" w:eastAsia="Arial" w:hAnsi="Arial"/>
@@ -19866,7 +19866,7 @@
             <w:pPr>
               <w:spacing w:after="20" w:before="0"/>
             </w:pPr>
-            <w:hyperlink w:history="1" r:id="rIdfgtgu64vlwf51lhtzxqdc">
+            <w:hyperlink w:history="1" r:id="rIds8ieju4os8azjjcy8xyeu">
               <w:r>
                 <w:rPr>
                   <w:rFonts w:ascii="Arial" w:cs="Arial" w:eastAsia="Arial" w:hAnsi="Arial"/>
@@ -19915,7 +19915,7 @@
               <w:spacing w:after="10" w:before="0"/>
               <w:ind w:left="120"/>
             </w:pPr>
-            <w:hyperlink w:history="1" r:id="rIddx_4m96_7jzq2mftnodyt">
+            <w:hyperlink w:history="1" r:id="rId-noq4ucyiucivgev6t1tq">
               <w:r>
                 <w:rPr>
                   <w:rFonts w:ascii="Arial" w:cs="Arial" w:eastAsia="Arial" w:hAnsi="Arial"/>
@@ -19960,7 +19960,7 @@
             <w:pPr>
               <w:spacing w:after="20" w:before="0"/>
             </w:pPr>
-            <w:hyperlink w:history="1" r:id="rIdnozmdwuj-aeearmxn937a">
+            <w:hyperlink w:history="1" r:id="rIdgcysgf47lhagolmosrx-1">
               <w:r>
                 <w:rPr>
                   <w:rFonts w:ascii="Arial" w:cs="Arial" w:eastAsia="Arial" w:hAnsi="Arial"/>
@@ -19993,7 +19993,7 @@
               <w:spacing w:after="10" w:before="0"/>
               <w:ind w:left="120"/>
             </w:pPr>
-            <w:hyperlink w:history="1" r:id="rId26g4yypz0vhec6csbuvfy">
+            <w:hyperlink w:history="1" r:id="rId6gbewd9gshx0ibisjmcqa">
               <w:r>
                 <w:rPr>
                   <w:rFonts w:ascii="Arial" w:cs="Arial" w:eastAsia="Arial" w:hAnsi="Arial"/>
@@ -20518,7 +20518,7 @@
         </w:rPr>
         <w:t xml:space="preserve">© 2026 SeaVuria and ARES. Aligned with KICD objectives. Developed by SeaVuria; technical implementation by ARES (with AI assistance from Claude). Licensed under </w:t>
       </w:r>
-      <w:hyperlink w:history="1" r:id="rId38ll3murveumvsebw4ffi">
+      <w:hyperlink w:history="1" r:id="rIdfx6yusqcasbmbnfialknu">
         <w:r>
           <w:rPr>
             <w:rFonts w:ascii="Arial" w:cs="Arial" w:eastAsia="Arial" w:hAnsi="Arial"/>
@@ -20539,7 +20539,7 @@
         </w:rPr>
         <w:t xml:space="preserve"> (</w:t>
       </w:r>
-      <w:hyperlink w:history="1" r:id="rId-mxhl3qafka5mxlw2bo2k">
+      <w:hyperlink w:history="1" r:id="rIduo36wu-dpweqipsomkgaz">
         <w:r>
           <w:rPr>
             <w:rFonts w:ascii="Arial" w:cs="Arial" w:eastAsia="Arial" w:hAnsi="Arial"/>
@@ -21579,7 +21579,7 @@
             <w:pPr>
               <w:spacing w:after="20" w:before="0"/>
             </w:pPr>
-            <w:hyperlink w:history="1" r:id="rIddkuj0z0q2lbtz0ewlcvqo">
+            <w:hyperlink w:history="1" r:id="rIdgvjfx4jii7t7jhyxip7a1">
               <w:r>
                 <w:rPr>
                   <w:rFonts w:ascii="Arial" w:cs="Arial" w:eastAsia="Arial" w:hAnsi="Arial"/>
@@ -21612,7 +21612,7 @@
               <w:spacing w:after="10" w:before="0"/>
               <w:ind w:left="120"/>
             </w:pPr>
-            <w:hyperlink w:history="1" r:id="rIdc09g0mhw3yietdqaybebo">
+            <w:hyperlink w:history="1" r:id="rIdhku0gl3ger_nitxfa820i">
               <w:r>
                 <w:rPr>
                   <w:rFonts w:ascii="Arial" w:cs="Arial" w:eastAsia="Arial" w:hAnsi="Arial"/>
@@ -21657,7 +21657,7 @@
             <w:pPr>
               <w:spacing w:after="20" w:before="0"/>
             </w:pPr>
-            <w:hyperlink w:history="1" r:id="rIdriz5tu74giyfvkm-q3bmp">
+            <w:hyperlink w:history="1" r:id="rIdlxp1dmkufkchsepgywjh2">
               <w:r>
                 <w:rPr>
                   <w:rFonts w:ascii="Arial" w:cs="Arial" w:eastAsia="Arial" w:hAnsi="Arial"/>
@@ -21706,7 +21706,7 @@
               <w:spacing w:after="10" w:before="0"/>
               <w:ind w:left="120"/>
             </w:pPr>
-            <w:hyperlink w:history="1" r:id="rId8kcgvolpb19zh1wklghg3">
+            <w:hyperlink w:history="1" r:id="rIdkwvwkfh01-paho6izjwwe">
               <w:r>
                 <w:rPr>
                   <w:rFonts w:ascii="Arial" w:cs="Arial" w:eastAsia="Arial" w:hAnsi="Arial"/>
@@ -21906,7 +21906,7 @@
             <w:pPr>
               <w:spacing w:after="20" w:before="0"/>
             </w:pPr>
-            <w:hyperlink w:history="1" r:id="rIdafi-l7-dv5vivxumzpzjz">
+            <w:hyperlink w:history="1" r:id="rIdoaaqowhfllp6ih4nra-wj">
               <w:r>
                 <w:rPr>
                   <w:rFonts w:ascii="Arial" w:cs="Arial" w:eastAsia="Arial" w:hAnsi="Arial"/>
@@ -21939,7 +21939,7 @@
               <w:spacing w:after="10" w:before="0"/>
               <w:ind w:left="120"/>
             </w:pPr>
-            <w:hyperlink w:history="1" r:id="rIddsiyhmfwzb1ugzqxtgs-x">
+            <w:hyperlink w:history="1" r:id="rIdspvhrksiuafzv8irhnwml">
               <w:r>
                 <w:rPr>
                   <w:rFonts w:ascii="Arial" w:cs="Arial" w:eastAsia="Arial" w:hAnsi="Arial"/>
@@ -21984,7 +21984,7 @@
             <w:pPr>
               <w:spacing w:after="20" w:before="0"/>
             </w:pPr>
-            <w:hyperlink w:history="1" r:id="rId7fm3h-ablzimuco51tdn9">
+            <w:hyperlink w:history="1" r:id="rIdrbbvzimdf_rg9abmtyu0x">
               <w:r>
                 <w:rPr>
                   <w:rFonts w:ascii="Arial" w:cs="Arial" w:eastAsia="Arial" w:hAnsi="Arial"/>
@@ -22033,7 +22033,7 @@
               <w:spacing w:after="10" w:before="0"/>
               <w:ind w:left="120"/>
             </w:pPr>
-            <w:hyperlink w:history="1" r:id="rId29ctcvyxah1oqcotjxmvx">
+            <w:hyperlink w:history="1" r:id="rIdza09mhlvvntodd4tda6ex">
               <w:r>
                 <w:rPr>
                   <w:rFonts w:ascii="Arial" w:cs="Arial" w:eastAsia="Arial" w:hAnsi="Arial"/>
@@ -22233,7 +22233,7 @@
             <w:pPr>
               <w:spacing w:after="20" w:before="0"/>
             </w:pPr>
-            <w:hyperlink w:history="1" r:id="rId6e65juhncehnchbksyi23">
+            <w:hyperlink w:history="1" r:id="rIdrlg2wbfihiq12t4tez_4f">
               <w:r>
                 <w:rPr>
                   <w:rFonts w:ascii="Arial" w:cs="Arial" w:eastAsia="Arial" w:hAnsi="Arial"/>
@@ -22266,7 +22266,7 @@
               <w:spacing w:after="10" w:before="0"/>
               <w:ind w:left="120"/>
             </w:pPr>
-            <w:hyperlink w:history="1" r:id="rIdlon2obgmaeovsr0oa8mej">
+            <w:hyperlink w:history="1" r:id="rIdsbheqrg6v_oqjmqf9elzq">
               <w:r>
                 <w:rPr>
                   <w:rFonts w:ascii="Arial" w:cs="Arial" w:eastAsia="Arial" w:hAnsi="Arial"/>
@@ -22311,7 +22311,7 @@
             <w:pPr>
               <w:spacing w:after="20" w:before="0"/>
             </w:pPr>
-            <w:hyperlink w:history="1" r:id="rIdbql2oaw1yvi5ija80fmw3">
+            <w:hyperlink w:history="1" r:id="rIdehxr3ybr5jm4d64acmteg">
               <w:r>
                 <w:rPr>
                   <w:rFonts w:ascii="Arial" w:cs="Arial" w:eastAsia="Arial" w:hAnsi="Arial"/>
@@ -22360,7 +22360,7 @@
               <w:spacing w:after="10" w:before="0"/>
               <w:ind w:left="120"/>
             </w:pPr>
-            <w:hyperlink w:history="1" r:id="rIdazxtoc_vun-0ok4v4mhwk">
+            <w:hyperlink w:history="1" r:id="rIdj6gkhe8rcv0xxgyveugjy">
               <w:r>
                 <w:rPr>
                   <w:rFonts w:ascii="Arial" w:cs="Arial" w:eastAsia="Arial" w:hAnsi="Arial"/>
@@ -22560,7 +22560,7 @@
             <w:pPr>
               <w:spacing w:after="20" w:before="0"/>
             </w:pPr>
-            <w:hyperlink w:history="1" r:id="rIdbtkwpnwof2kjxdhwfwnu_">
+            <w:hyperlink w:history="1" r:id="rId5x-0uv2blzlmpe0mmjqgc">
               <w:r>
                 <w:rPr>
                   <w:rFonts w:ascii="Arial" w:cs="Arial" w:eastAsia="Arial" w:hAnsi="Arial"/>
@@ -22593,7 +22593,7 @@
               <w:spacing w:after="10" w:before="0"/>
               <w:ind w:left="120"/>
             </w:pPr>
-            <w:hyperlink w:history="1" r:id="rIdc7-xcqpzkma2kpsoow3r2">
+            <w:hyperlink w:history="1" r:id="rIda_dgmrgsesqyln3dmthpf">
               <w:r>
                 <w:rPr>
                   <w:rFonts w:ascii="Arial" w:cs="Arial" w:eastAsia="Arial" w:hAnsi="Arial"/>
@@ -22638,7 +22638,7 @@
             <w:pPr>
               <w:spacing w:after="20" w:before="0"/>
             </w:pPr>
-            <w:hyperlink w:history="1" r:id="rIdtkigi_agu2v6cb1gc3o4d">
+            <w:hyperlink w:history="1" r:id="rIdc8uyocs0s8_rt8g17pkn-">
               <w:r>
                 <w:rPr>
                   <w:rFonts w:ascii="Arial" w:cs="Arial" w:eastAsia="Arial" w:hAnsi="Arial"/>
@@ -22687,7 +22687,7 @@
               <w:spacing w:after="10" w:before="0"/>
               <w:ind w:left="120"/>
             </w:pPr>
-            <w:hyperlink w:history="1" r:id="rId_4btaqo4a8-_wdxze9trp">
+            <w:hyperlink w:history="1" r:id="rId5mpar1ms7vk6finr-42wo">
               <w:r>
                 <w:rPr>
                   <w:rFonts w:ascii="Arial" w:cs="Arial" w:eastAsia="Arial" w:hAnsi="Arial"/>
@@ -22887,7 +22887,7 @@
             <w:pPr>
               <w:spacing w:after="20" w:before="0"/>
             </w:pPr>
-            <w:hyperlink w:history="1" r:id="rIdivgcmvwdbdvgzwyu5nlek">
+            <w:hyperlink w:history="1" r:id="rIdcse3m0cymrmv5aizcfinj">
               <w:r>
                 <w:rPr>
                   <w:rFonts w:ascii="Arial" w:cs="Arial" w:eastAsia="Arial" w:hAnsi="Arial"/>
@@ -22936,7 +22936,7 @@
               <w:spacing w:after="10" w:before="0"/>
               <w:ind w:left="120"/>
             </w:pPr>
-            <w:hyperlink w:history="1" r:id="rIdnhz0zqgqglrf1p4s9du8z">
+            <w:hyperlink w:history="1" r:id="rIdkp30bdyym2jrctqft8pex">
               <w:r>
                 <w:rPr>
                   <w:rFonts w:ascii="Arial" w:cs="Arial" w:eastAsia="Arial" w:hAnsi="Arial"/>
@@ -22981,7 +22981,7 @@
             <w:pPr>
               <w:spacing w:after="20" w:before="0"/>
             </w:pPr>
-            <w:hyperlink w:history="1" r:id="rIdiipva7gj0yozximgunh3g">
+            <w:hyperlink w:history="1" r:id="rId8tem_dnrt3x6jlplv2bmj">
               <w:r>
                 <w:rPr>
                   <w:rFonts w:ascii="Arial" w:cs="Arial" w:eastAsia="Arial" w:hAnsi="Arial"/>
@@ -23030,7 +23030,7 @@
               <w:spacing w:after="10" w:before="0"/>
               <w:ind w:left="120"/>
             </w:pPr>
-            <w:hyperlink w:history="1" r:id="rId6bh9l8fqic3nvozt1s7sd">
+            <w:hyperlink w:history="1" r:id="rIdpttkb3yyp_57_ophvkuux">
               <w:r>
                 <w:rPr>
                   <w:rFonts w:ascii="Arial" w:cs="Arial" w:eastAsia="Arial" w:hAnsi="Arial"/>
@@ -23555,7 +23555,7 @@
         </w:rPr>
         <w:t xml:space="preserve">© 2026 SeaVuria and ARES. Aligned with KICD objectives. Developed by SeaVuria; technical implementation by ARES (with AI assistance from Claude). Licensed under </w:t>
       </w:r>
-      <w:hyperlink w:history="1" r:id="rIdnetoorgxfeynlq29buhh7">
+      <w:hyperlink w:history="1" r:id="rId-d470k2adyh6l8_610lau">
         <w:r>
           <w:rPr>
             <w:rFonts w:ascii="Arial" w:cs="Arial" w:eastAsia="Arial" w:hAnsi="Arial"/>
@@ -23576,7 +23576,7 @@
         </w:rPr>
         <w:t xml:space="preserve"> (</w:t>
       </w:r>
-      <w:hyperlink w:history="1" r:id="rIdsb9detly3apifjr5kutaa">
+      <w:hyperlink w:history="1" r:id="rIdt5qncibjszknnrxo2arrv">
         <w:r>
           <w:rPr>
             <w:rFonts w:ascii="Arial" w:cs="Arial" w:eastAsia="Arial" w:hAnsi="Arial"/>
@@ -24616,7 +24616,7 @@
             <w:pPr>
               <w:spacing w:after="20" w:before="0"/>
             </w:pPr>
-            <w:hyperlink w:history="1" r:id="rIdvh_3arnt6llochjkrjref">
+            <w:hyperlink w:history="1" r:id="rId7qujd68q4ezu3q4dniplp">
               <w:r>
                 <w:rPr>
                   <w:rFonts w:ascii="Arial" w:cs="Arial" w:eastAsia="Arial" w:hAnsi="Arial"/>
@@ -24649,7 +24649,7 @@
               <w:spacing w:after="10" w:before="0"/>
               <w:ind w:left="120"/>
             </w:pPr>
-            <w:hyperlink w:history="1" r:id="rIdpjvcuxicywdrbayofgf4z">
+            <w:hyperlink w:history="1" r:id="rIdljuwfz8_l7avnfnxmwbz-">
               <w:r>
                 <w:rPr>
                   <w:rFonts w:ascii="Arial" w:cs="Arial" w:eastAsia="Arial" w:hAnsi="Arial"/>
@@ -24694,7 +24694,7 @@
             <w:pPr>
               <w:spacing w:after="20" w:before="0"/>
             </w:pPr>
-            <w:hyperlink w:history="1" r:id="rId5ar6_jynbhlks5vz27mgx">
+            <w:hyperlink w:history="1" r:id="rIdrxfzzkszclpqjrcuab8ir">
               <w:r>
                 <w:rPr>
                   <w:rFonts w:ascii="Arial" w:cs="Arial" w:eastAsia="Arial" w:hAnsi="Arial"/>
@@ -24727,7 +24727,7 @@
               <w:spacing w:after="10" w:before="0"/>
               <w:ind w:left="120"/>
             </w:pPr>
-            <w:hyperlink w:history="1" r:id="rId6afmi9s2gqfjizkmklw7j">
+            <w:hyperlink w:history="1" r:id="rIdyjzzgvvd5ejo1thpvzboy">
               <w:r>
                 <w:rPr>
                   <w:rFonts w:ascii="Arial" w:cs="Arial" w:eastAsia="Arial" w:hAnsi="Arial"/>
@@ -24927,7 +24927,7 @@
             <w:pPr>
               <w:spacing w:after="20" w:before="0"/>
             </w:pPr>
-            <w:hyperlink w:history="1" r:id="rIdpvf8f2o1tpnzb68eanqwb">
+            <w:hyperlink w:history="1" r:id="rIdcdvgsempgjpbjyjjpzpzw">
               <w:r>
                 <w:rPr>
                   <w:rFonts w:ascii="Arial" w:cs="Arial" w:eastAsia="Arial" w:hAnsi="Arial"/>
@@ -24960,7 +24960,7 @@
               <w:spacing w:after="10" w:before="0"/>
               <w:ind w:left="120"/>
             </w:pPr>
-            <w:hyperlink w:history="1" r:id="rIdoz5ks51iewflahh4dhlhj">
+            <w:hyperlink w:history="1" r:id="rIdo6eyvphbdyrev6ljeo2zw">
               <w:r>
                 <w:rPr>
                   <w:rFonts w:ascii="Arial" w:cs="Arial" w:eastAsia="Arial" w:hAnsi="Arial"/>
@@ -25005,7 +25005,7 @@
             <w:pPr>
               <w:spacing w:after="20" w:before="0"/>
             </w:pPr>
-            <w:hyperlink w:history="1" r:id="rIdtoleujul0-gkq7krok0ks">
+            <w:hyperlink w:history="1" r:id="rIdynpipjkjpbhdcw2eaiefy">
               <w:r>
                 <w:rPr>
                   <w:rFonts w:ascii="Arial" w:cs="Arial" w:eastAsia="Arial" w:hAnsi="Arial"/>
@@ -25038,7 +25038,7 @@
               <w:spacing w:after="10" w:before="0"/>
               <w:ind w:left="120"/>
             </w:pPr>
-            <w:hyperlink w:history="1" r:id="rIdgpbdcyzl7covka5evgtql">
+            <w:hyperlink w:history="1" r:id="rIdqjqexlz3ewh3fadmkb6od">
               <w:r>
                 <w:rPr>
                   <w:rFonts w:ascii="Arial" w:cs="Arial" w:eastAsia="Arial" w:hAnsi="Arial"/>
@@ -25238,7 +25238,7 @@
             <w:pPr>
               <w:spacing w:after="20" w:before="0"/>
             </w:pPr>
-            <w:hyperlink w:history="1" r:id="rIdi8z5csjngzn_0vcvqv5vm">
+            <w:hyperlink w:history="1" r:id="rIduokbbpknvlm2fl5aflx17">
               <w:r>
                 <w:rPr>
                   <w:rFonts w:ascii="Arial" w:cs="Arial" w:eastAsia="Arial" w:hAnsi="Arial"/>
@@ -25287,7 +25287,7 @@
               <w:spacing w:after="10" w:before="0"/>
               <w:ind w:left="120"/>
             </w:pPr>
-            <w:hyperlink w:history="1" r:id="rIdxcogjdr3pcr2gfxwhsadi">
+            <w:hyperlink w:history="1" r:id="rIddvnuv9tq7z8ceje_3dxfq">
               <w:r>
                 <w:rPr>
                   <w:rFonts w:ascii="Arial" w:cs="Arial" w:eastAsia="Arial" w:hAnsi="Arial"/>
@@ -25332,7 +25332,7 @@
             <w:pPr>
               <w:spacing w:after="20" w:before="0"/>
             </w:pPr>
-            <w:hyperlink w:history="1" r:id="rIdtgk-7jkprf3msyzwcozwu">
+            <w:hyperlink w:history="1" r:id="rIdxeqps9_axn-_ionx1wa3l">
               <w:r>
                 <w:rPr>
                   <w:rFonts w:ascii="Arial" w:cs="Arial" w:eastAsia="Arial" w:hAnsi="Arial"/>
@@ -25381,7 +25381,7 @@
               <w:spacing w:after="10" w:before="0"/>
               <w:ind w:left="120"/>
             </w:pPr>
-            <w:hyperlink w:history="1" r:id="rIdgusa9vlnyzxuk6naqqapj">
+            <w:hyperlink w:history="1" r:id="rIdv-35dipxjozdt5txmwoxr">
               <w:r>
                 <w:rPr>
                   <w:rFonts w:ascii="Arial" w:cs="Arial" w:eastAsia="Arial" w:hAnsi="Arial"/>
@@ -25581,7 +25581,7 @@
             <w:pPr>
               <w:spacing w:after="20" w:before="0"/>
             </w:pPr>
-            <w:hyperlink w:history="1" r:id="rIdof0h5cm-to0bkgau1g4_w">
+            <w:hyperlink w:history="1" r:id="rId6hkdtdgimwbevabxiwdyt">
               <w:r>
                 <w:rPr>
                   <w:rFonts w:ascii="Arial" w:cs="Arial" w:eastAsia="Arial" w:hAnsi="Arial"/>
@@ -25630,7 +25630,7 @@
               <w:spacing w:after="10" w:before="0"/>
               <w:ind w:left="120"/>
             </w:pPr>
-            <w:hyperlink w:history="1" r:id="rId3r5eyq67d2p9srmzvghqa">
+            <w:hyperlink w:history="1" r:id="rIdvbld_fnyhy6sx5k5h8kmc">
               <w:r>
                 <w:rPr>
                   <w:rFonts w:ascii="Arial" w:cs="Arial" w:eastAsia="Arial" w:hAnsi="Arial"/>
@@ -25675,7 +25675,7 @@
             <w:pPr>
               <w:spacing w:after="20" w:before="0"/>
             </w:pPr>
-            <w:hyperlink w:history="1" r:id="rIdttosxg9mdba4fk0zzqiwk">
+            <w:hyperlink w:history="1" r:id="rIdnmdsqnfpedwgdvtdzkl0m">
               <w:r>
                 <w:rPr>
                   <w:rFonts w:ascii="Arial" w:cs="Arial" w:eastAsia="Arial" w:hAnsi="Arial"/>
@@ -25708,7 +25708,7 @@
               <w:spacing w:after="10" w:before="0"/>
               <w:ind w:left="120"/>
             </w:pPr>
-            <w:hyperlink w:history="1" r:id="rIdivq0ssqc_kwz6pq_kakgl">
+            <w:hyperlink w:history="1" r:id="rIdtk6fzuvoko1_a7xy6kf42">
               <w:r>
                 <w:rPr>
                   <w:rFonts w:ascii="Arial" w:cs="Arial" w:eastAsia="Arial" w:hAnsi="Arial"/>
@@ -25908,7 +25908,7 @@
             <w:pPr>
               <w:spacing w:after="20" w:before="0"/>
             </w:pPr>
-            <w:hyperlink w:history="1" r:id="rIdxevpl3ysnuyjj3n266v-y">
+            <w:hyperlink w:history="1" r:id="rIdd-kqwtwy8l6fcefwvuykg">
               <w:r>
                 <w:rPr>
                   <w:rFonts w:ascii="Arial" w:cs="Arial" w:eastAsia="Arial" w:hAnsi="Arial"/>
@@ -25957,7 +25957,7 @@
               <w:spacing w:after="10" w:before="0"/>
               <w:ind w:left="120"/>
             </w:pPr>
-            <w:hyperlink w:history="1" r:id="rId-4h-2gmxwa0g8bsrhttxi">
+            <w:hyperlink w:history="1" r:id="rIdrennuumgm0woondiof12e">
               <w:r>
                 <w:rPr>
                   <w:rFonts w:ascii="Arial" w:cs="Arial" w:eastAsia="Arial" w:hAnsi="Arial"/>
@@ -26002,7 +26002,7 @@
             <w:pPr>
               <w:spacing w:after="20" w:before="0"/>
             </w:pPr>
-            <w:hyperlink w:history="1" r:id="rIdzj64x4shbs7eb0mlifi6o">
+            <w:hyperlink w:history="1" r:id="rIdkuysyonnnajix5bx7d-sh">
               <w:r>
                 <w:rPr>
                   <w:rFonts w:ascii="Arial" w:cs="Arial" w:eastAsia="Arial" w:hAnsi="Arial"/>
@@ -26035,7 +26035,7 @@
               <w:spacing w:after="10" w:before="0"/>
               <w:ind w:left="120"/>
             </w:pPr>
-            <w:hyperlink w:history="1" r:id="rIdguztgwmfp7ui-_tevcslt">
+            <w:hyperlink w:history="1" r:id="rIdyf5w4p6arnohvdvyr1vid">
               <w:r>
                 <w:rPr>
                   <w:rFonts w:ascii="Arial" w:cs="Arial" w:eastAsia="Arial" w:hAnsi="Arial"/>
@@ -26560,7 +26560,7 @@
         </w:rPr>
         <w:t xml:space="preserve">© 2026 SeaVuria and ARES. Aligned with KICD objectives. Developed by SeaVuria; technical implementation by ARES (with AI assistance from Claude). Licensed under </w:t>
       </w:r>
-      <w:hyperlink w:history="1" r:id="rIdx_8ase0oqnywg2cyi3qpy">
+      <w:hyperlink w:history="1" r:id="rId9iqzjhxn8wcwjbnpvpcb4">
         <w:r>
           <w:rPr>
             <w:rFonts w:ascii="Arial" w:cs="Arial" w:eastAsia="Arial" w:hAnsi="Arial"/>
@@ -26581,7 +26581,7 @@
         </w:rPr>
         <w:t xml:space="preserve"> (</w:t>
       </w:r>
-      <w:hyperlink w:history="1" r:id="rIdcuvzzv89w2xvw74dlaef8">
+      <w:hyperlink w:history="1" r:id="rIdovvwaea2ukisniq8ymo0f">
         <w:r>
           <w:rPr>
             <w:rFonts w:ascii="Arial" w:cs="Arial" w:eastAsia="Arial" w:hAnsi="Arial"/>
